--- a/data/outputs/v2/Essential_Mathematics/SS2.8_Commercial_Arithmetic_1/Essential_Mathematics_Commercial_Arithmetic_1_SummaryTable.docx
+++ b/data/outputs/v2/Essential_Mathematics/SS2.8_Commercial_Arithmetic_1/Essential_Mathematics_Commercial_Arithmetic_1_SummaryTable.docx
@@ -38,6 +38,177 @@
           <w:szCs w:val="22"/>
         </w:rPr>
         <w:t xml:space="preserve">Sub-Strand 2.8: Commercial Arithmetic 1 — Teacher Reference (Pre-filled)</w:t>
+      </w:r>
+    </w:p>
+    <w:p>
+      <w:pPr>
+        <w:spacing w:after="80" w:before="120"/>
+      </w:pPr>
+      <w:r>
+        <w:rPr>
+          <w:rFonts w:ascii="Arial" w:cs="Arial" w:eastAsia="Arial" w:hAnsi="Arial"/>
+          <w:b/>
+          <w:bCs/>
+          <w:color w:val="1F3864"/>
+          <w:sz w:val="20"/>
+          <w:szCs w:val="20"/>
+        </w:rPr>
+        <w:t xml:space="preserve">ATTRIBUTION AND LICENSING</w:t>
+      </w:r>
+    </w:p>
+    <w:p>
+      <w:pPr>
+        <w:spacing w:after="60" w:before="0"/>
+      </w:pPr>
+      <w:r>
+        <w:rPr>
+          <w:rFonts w:ascii="Arial" w:cs="Arial" w:eastAsia="Arial" w:hAnsi="Arial"/>
+          <w:b/>
+          <w:bCs/>
+          <w:sz w:val="17"/>
+          <w:szCs w:val="17"/>
+        </w:rPr>
+        <w:t xml:space="preserve">Curriculum Alignment: </w:t>
+      </w:r>
+      <w:r>
+        <w:rPr>
+          <w:rFonts w:ascii="Arial" w:cs="Arial" w:eastAsia="Arial" w:hAnsi="Arial"/>
+          <w:sz w:val="17"/>
+          <w:szCs w:val="17"/>
+        </w:rPr>
+        <w:t xml:space="preserve">Structured in pedagogical alignment with the competence-based curriculum format and learning outcomes established by the Kenya Institute of Curriculum Development (KICD). This material is independently developed and is not officially endorsed or published by KICD.</w:t>
+      </w:r>
+    </w:p>
+    <w:p>
+      <w:pPr>
+        <w:spacing w:after="60" w:before="0"/>
+      </w:pPr>
+      <w:r>
+        <w:rPr>
+          <w:rFonts w:ascii="Arial" w:cs="Arial" w:eastAsia="Arial" w:hAnsi="Arial"/>
+          <w:b/>
+          <w:bCs/>
+          <w:sz w:val="17"/>
+          <w:szCs w:val="17"/>
+        </w:rPr>
+        <w:t xml:space="preserve">Content &amp; Pedagogy: </w:t>
+      </w:r>
+      <w:r>
+        <w:rPr>
+          <w:rFonts w:ascii="Arial" w:cs="Arial" w:eastAsia="Arial" w:hAnsi="Arial"/>
+          <w:sz w:val="17"/>
+          <w:szCs w:val="17"/>
+        </w:rPr>
+        <w:t xml:space="preserve">Developed and adapted by the educator team at SeaVuria (registered 501(c)(3) in the United States and registered NGO in Kenya, No. 872-850A-BF11), who designed the pedagogical framework, lesson templates and exemplar lessons on which this material is based.</w:t>
+      </w:r>
+    </w:p>
+    <w:p>
+      <w:pPr>
+        <w:spacing w:after="60" w:before="0"/>
+      </w:pPr>
+      <w:r>
+        <w:rPr>
+          <w:rFonts w:ascii="Arial" w:cs="Arial" w:eastAsia="Arial" w:hAnsi="Arial"/>
+          <w:b/>
+          <w:bCs/>
+          <w:sz w:val="17"/>
+          <w:szCs w:val="17"/>
+        </w:rPr>
+        <w:t xml:space="preserve">Production &amp; Layout: </w:t>
+      </w:r>
+      <w:r>
+        <w:rPr>
+          <w:rFonts w:ascii="Arial" w:cs="Arial" w:eastAsia="Arial" w:hAnsi="Arial"/>
+          <w:sz w:val="17"/>
+          <w:szCs w:val="17"/>
+        </w:rPr>
+        <w:t xml:space="preserve">Educational design and curriculum sequencing by SeaVuria. Technical layout, structural formatting, and digital optimization/implementation executed in partnership with ARES Education (registered 501(c)(3) in the United States and Canada (as Afretech Aid) and registered NGO in Kenya), with lesson drafting and compilation assisted by AI (Claude, Anthropic).</w:t>
+      </w:r>
+    </w:p>
+    <w:p>
+      <w:pPr>
+        <w:pBdr>
+          <w:bottom w:val="single" w:color="1F3864" w:sz="6" w:space="6"/>
+        </w:pBdr>
+        <w:spacing w:after="60" w:before="0"/>
+      </w:pPr>
+      <w:r>
+        <w:rPr>
+          <w:rFonts w:ascii="Arial" w:cs="Arial" w:eastAsia="Arial" w:hAnsi="Arial"/>
+          <w:b/>
+          <w:bCs/>
+          <w:sz w:val="17"/>
+          <w:szCs w:val="17"/>
+        </w:rPr>
+        <w:t xml:space="preserve">Licensing &amp; Copyright: </w:t>
+      </w:r>
+      <w:r>
+        <w:rPr>
+          <w:rFonts w:ascii="Arial" w:cs="Arial" w:eastAsia="Arial" w:hAnsi="Arial"/>
+          <w:sz w:val="17"/>
+          <w:szCs w:val="17"/>
+        </w:rPr>
+        <w:t xml:space="preserve">© 2026 SeaVuria and ARES. This work is licensed under a </w:t>
+      </w:r>
+      <w:hyperlink w:history="1" r:id="rIdgmyx1ewyw6mhsjsiheqg6">
+        <w:r>
+          <w:rPr>
+            <w:rFonts w:ascii="Arial" w:cs="Arial" w:eastAsia="Arial" w:hAnsi="Arial"/>
+            <w:color w:val="1F6B75"/>
+            <w:sz w:val="17"/>
+            <w:szCs w:val="17"/>
+            <w:u w:val="single" w:color="1F6B75"/>
+          </w:rPr>
+          <w:t xml:space="preserve">Creative Commons Attribution-NonCommercial 4.0 International License</w:t>
+        </w:r>
+      </w:hyperlink>
+      <w:r>
+        <w:rPr>
+          <w:rFonts w:ascii="Arial" w:cs="Arial" w:eastAsia="Arial" w:hAnsi="Arial"/>
+          <w:sz w:val="17"/>
+          <w:szCs w:val="17"/>
+        </w:rPr>
+        <w:t xml:space="preserve"> (</w:t>
+      </w:r>
+      <w:hyperlink w:history="1" r:id="rIdlfnixfujl1wrisok1ie4p">
+        <w:r>
+          <w:rPr>
+            <w:rFonts w:ascii="Arial" w:cs="Arial" w:eastAsia="Arial" w:hAnsi="Arial"/>
+            <w:color w:val="1F6B75"/>
+            <w:sz w:val="17"/>
+            <w:szCs w:val="17"/>
+            <w:u w:val="single" w:color="1F6B75"/>
+          </w:rPr>
+          <w:t xml:space="preserve">CC BY-NC 4.0</w:t>
+        </w:r>
+      </w:hyperlink>
+      <w:r>
+        <w:rPr>
+          <w:rFonts w:ascii="Arial" w:cs="Arial" w:eastAsia="Arial" w:hAnsi="Arial"/>
+          <w:sz w:val="17"/>
+          <w:szCs w:val="17"/>
+        </w:rPr>
+        <w:t xml:space="preserve">). To view a copy of this license, visit </w:t>
+      </w:r>
+      <w:hyperlink w:history="1" r:id="rId2qrwyr6bojbalxuzi6nl0">
+        <w:r>
+          <w:rPr>
+            <w:rFonts w:ascii="Arial" w:cs="Arial" w:eastAsia="Arial" w:hAnsi="Arial"/>
+            <w:color w:val="1F6B75"/>
+            <w:sz w:val="17"/>
+            <w:szCs w:val="17"/>
+            <w:u w:val="single" w:color="1F6B75"/>
+          </w:rPr>
+          <w:t xml:space="preserve">https://creativecommons.org/licenses/by-nc/4.0/</w:t>
+        </w:r>
+      </w:hyperlink>
+      <w:r>
+        <w:rPr>
+          <w:rFonts w:ascii="Arial" w:cs="Arial" w:eastAsia="Arial" w:hAnsi="Arial"/>
+          <w:sz w:val="17"/>
+          <w:szCs w:val="17"/>
+        </w:rPr>
+        <w:t xml:space="preserve">. You are free to copy, redistribute, and adapt this material in any medium or format, provided appropriate credit is given and the material is not used for commercial purposes. KICD learning outcomes and curriculum designations reproduced here for alignment purposes remain the property of KICD and are not covered by this license. Linked external resources (e.g. CK-12, Khan Academy, PhET) are subject to their own licenses.</w:t>
       </w:r>
     </w:p>
     <w:p>

--- a/data/outputs/v2/Essential_Mathematics/SS2.8_Commercial_Arithmetic_1/Essential_Mathematics_Commercial_Arithmetic_1_SummaryTable.docx
+++ b/data/outputs/v2/Essential_Mathematics/SS2.8_Commercial_Arithmetic_1/Essential_Mathematics_Commercial_Arithmetic_1_SummaryTable.docx
@@ -38,177 +38,6 @@
           <w:szCs w:val="22"/>
         </w:rPr>
         <w:t xml:space="preserve">Sub-Strand 2.8: Commercial Arithmetic 1 — Teacher Reference (Pre-filled)</w:t>
-      </w:r>
-    </w:p>
-    <w:p>
-      <w:pPr>
-        <w:spacing w:after="80" w:before="120"/>
-      </w:pPr>
-      <w:r>
-        <w:rPr>
-          <w:rFonts w:ascii="Arial" w:cs="Arial" w:eastAsia="Arial" w:hAnsi="Arial"/>
-          <w:b/>
-          <w:bCs/>
-          <w:color w:val="1F3864"/>
-          <w:sz w:val="20"/>
-          <w:szCs w:val="20"/>
-        </w:rPr>
-        <w:t xml:space="preserve">ATTRIBUTION AND LICENSING</w:t>
-      </w:r>
-    </w:p>
-    <w:p>
-      <w:pPr>
-        <w:spacing w:after="60" w:before="0"/>
-      </w:pPr>
-      <w:r>
-        <w:rPr>
-          <w:rFonts w:ascii="Arial" w:cs="Arial" w:eastAsia="Arial" w:hAnsi="Arial"/>
-          <w:b/>
-          <w:bCs/>
-          <w:sz w:val="17"/>
-          <w:szCs w:val="17"/>
-        </w:rPr>
-        <w:t xml:space="preserve">Curriculum Alignment: </w:t>
-      </w:r>
-      <w:r>
-        <w:rPr>
-          <w:rFonts w:ascii="Arial" w:cs="Arial" w:eastAsia="Arial" w:hAnsi="Arial"/>
-          <w:sz w:val="17"/>
-          <w:szCs w:val="17"/>
-        </w:rPr>
-        <w:t xml:space="preserve">Structured in pedagogical alignment with the competence-based curriculum format and learning outcomes established by the Kenya Institute of Curriculum Development (KICD). This material is independently developed and is not officially endorsed or published by KICD.</w:t>
-      </w:r>
-    </w:p>
-    <w:p>
-      <w:pPr>
-        <w:spacing w:after="60" w:before="0"/>
-      </w:pPr>
-      <w:r>
-        <w:rPr>
-          <w:rFonts w:ascii="Arial" w:cs="Arial" w:eastAsia="Arial" w:hAnsi="Arial"/>
-          <w:b/>
-          <w:bCs/>
-          <w:sz w:val="17"/>
-          <w:szCs w:val="17"/>
-        </w:rPr>
-        <w:t xml:space="preserve">Content &amp; Pedagogy: </w:t>
-      </w:r>
-      <w:r>
-        <w:rPr>
-          <w:rFonts w:ascii="Arial" w:cs="Arial" w:eastAsia="Arial" w:hAnsi="Arial"/>
-          <w:sz w:val="17"/>
-          <w:szCs w:val="17"/>
-        </w:rPr>
-        <w:t xml:space="preserve">Developed and adapted by the educator team at SeaVuria (registered 501(c)(3) in the United States and registered NGO in Kenya, No. 872-850A-BF11), who designed the pedagogical framework, lesson templates and exemplar lessons on which this material is based.</w:t>
-      </w:r>
-    </w:p>
-    <w:p>
-      <w:pPr>
-        <w:spacing w:after="60" w:before="0"/>
-      </w:pPr>
-      <w:r>
-        <w:rPr>
-          <w:rFonts w:ascii="Arial" w:cs="Arial" w:eastAsia="Arial" w:hAnsi="Arial"/>
-          <w:b/>
-          <w:bCs/>
-          <w:sz w:val="17"/>
-          <w:szCs w:val="17"/>
-        </w:rPr>
-        <w:t xml:space="preserve">Production &amp; Layout: </w:t>
-      </w:r>
-      <w:r>
-        <w:rPr>
-          <w:rFonts w:ascii="Arial" w:cs="Arial" w:eastAsia="Arial" w:hAnsi="Arial"/>
-          <w:sz w:val="17"/>
-          <w:szCs w:val="17"/>
-        </w:rPr>
-        <w:t xml:space="preserve">Educational design and curriculum sequencing by SeaVuria. Technical layout, structural formatting, and digital optimization/implementation executed in partnership with ARES Education (registered 501(c)(3) in the United States and Canada (as Afretech Aid) and registered NGO in Kenya), with lesson drafting and compilation assisted by AI (Claude, Anthropic).</w:t>
-      </w:r>
-    </w:p>
-    <w:p>
-      <w:pPr>
-        <w:pBdr>
-          <w:bottom w:val="single" w:color="1F3864" w:sz="6" w:space="6"/>
-        </w:pBdr>
-        <w:spacing w:after="60" w:before="0"/>
-      </w:pPr>
-      <w:r>
-        <w:rPr>
-          <w:rFonts w:ascii="Arial" w:cs="Arial" w:eastAsia="Arial" w:hAnsi="Arial"/>
-          <w:b/>
-          <w:bCs/>
-          <w:sz w:val="17"/>
-          <w:szCs w:val="17"/>
-        </w:rPr>
-        <w:t xml:space="preserve">Licensing &amp; Copyright: </w:t>
-      </w:r>
-      <w:r>
-        <w:rPr>
-          <w:rFonts w:ascii="Arial" w:cs="Arial" w:eastAsia="Arial" w:hAnsi="Arial"/>
-          <w:sz w:val="17"/>
-          <w:szCs w:val="17"/>
-        </w:rPr>
-        <w:t xml:space="preserve">© 2026 SeaVuria and ARES. This work is licensed under a </w:t>
-      </w:r>
-      <w:hyperlink w:history="1" r:id="rIdgmyx1ewyw6mhsjsiheqg6">
-        <w:r>
-          <w:rPr>
-            <w:rFonts w:ascii="Arial" w:cs="Arial" w:eastAsia="Arial" w:hAnsi="Arial"/>
-            <w:color w:val="1F6B75"/>
-            <w:sz w:val="17"/>
-            <w:szCs w:val="17"/>
-            <w:u w:val="single" w:color="1F6B75"/>
-          </w:rPr>
-          <w:t xml:space="preserve">Creative Commons Attribution-NonCommercial 4.0 International License</w:t>
-        </w:r>
-      </w:hyperlink>
-      <w:r>
-        <w:rPr>
-          <w:rFonts w:ascii="Arial" w:cs="Arial" w:eastAsia="Arial" w:hAnsi="Arial"/>
-          <w:sz w:val="17"/>
-          <w:szCs w:val="17"/>
-        </w:rPr>
-        <w:t xml:space="preserve"> (</w:t>
-      </w:r>
-      <w:hyperlink w:history="1" r:id="rIdlfnixfujl1wrisok1ie4p">
-        <w:r>
-          <w:rPr>
-            <w:rFonts w:ascii="Arial" w:cs="Arial" w:eastAsia="Arial" w:hAnsi="Arial"/>
-            <w:color w:val="1F6B75"/>
-            <w:sz w:val="17"/>
-            <w:szCs w:val="17"/>
-            <w:u w:val="single" w:color="1F6B75"/>
-          </w:rPr>
-          <w:t xml:space="preserve">CC BY-NC 4.0</w:t>
-        </w:r>
-      </w:hyperlink>
-      <w:r>
-        <w:rPr>
-          <w:rFonts w:ascii="Arial" w:cs="Arial" w:eastAsia="Arial" w:hAnsi="Arial"/>
-          <w:sz w:val="17"/>
-          <w:szCs w:val="17"/>
-        </w:rPr>
-        <w:t xml:space="preserve">). To view a copy of this license, visit </w:t>
-      </w:r>
-      <w:hyperlink w:history="1" r:id="rId2qrwyr6bojbalxuzi6nl0">
-        <w:r>
-          <w:rPr>
-            <w:rFonts w:ascii="Arial" w:cs="Arial" w:eastAsia="Arial" w:hAnsi="Arial"/>
-            <w:color w:val="1F6B75"/>
-            <w:sz w:val="17"/>
-            <w:szCs w:val="17"/>
-            <w:u w:val="single" w:color="1F6B75"/>
-          </w:rPr>
-          <w:t xml:space="preserve">https://creativecommons.org/licenses/by-nc/4.0/</w:t>
-        </w:r>
-      </w:hyperlink>
-      <w:r>
-        <w:rPr>
-          <w:rFonts w:ascii="Arial" w:cs="Arial" w:eastAsia="Arial" w:hAnsi="Arial"/>
-          <w:sz w:val="17"/>
-          <w:szCs w:val="17"/>
-        </w:rPr>
-        <w:t xml:space="preserve">. You are free to copy, redistribute, and adapt this material in any medium or format, provided appropriate credit is given and the material is not used for commercial purposes. KICD learning outcomes and curriculum designations reproduced here for alignment purposes remain the property of KICD and are not covered by this license. Linked external resources (e.g. CK-12, Khan Academy, PhET) are subject to their own licenses.</w:t>
       </w:r>
     </w:p>
     <w:p>
@@ -1848,6 +1677,185 @@
         </w:tc>
       </w:tr>
     </w:tbl>
+    <w:p>
+      <w:pPr>
+        <w:spacing w:after="120"/>
+      </w:pPr>
+      <w:r>
+        <w:t xml:space="preserve"/>
+      </w:r>
+    </w:p>
+    <w:p>
+      <w:pPr>
+        <w:spacing w:after="80" w:before="120"/>
+      </w:pPr>
+      <w:r>
+        <w:rPr>
+          <w:rFonts w:ascii="Arial" w:cs="Arial" w:eastAsia="Arial" w:hAnsi="Arial"/>
+          <w:b/>
+          <w:bCs/>
+          <w:color w:val="1F3864"/>
+          <w:sz w:val="20"/>
+          <w:szCs w:val="20"/>
+        </w:rPr>
+        <w:t xml:space="preserve">ATTRIBUTION AND LICENSING</w:t>
+      </w:r>
+    </w:p>
+    <w:p>
+      <w:pPr>
+        <w:spacing w:after="60" w:before="0"/>
+      </w:pPr>
+      <w:r>
+        <w:rPr>
+          <w:rFonts w:ascii="Arial" w:cs="Arial" w:eastAsia="Arial" w:hAnsi="Arial"/>
+          <w:b/>
+          <w:bCs/>
+          <w:sz w:val="17"/>
+          <w:szCs w:val="17"/>
+        </w:rPr>
+        <w:t xml:space="preserve">Curriculum Alignment: </w:t>
+      </w:r>
+      <w:r>
+        <w:rPr>
+          <w:rFonts w:ascii="Arial" w:cs="Arial" w:eastAsia="Arial" w:hAnsi="Arial"/>
+          <w:sz w:val="17"/>
+          <w:szCs w:val="17"/>
+        </w:rPr>
+        <w:t xml:space="preserve">Structured in pedagogical alignment with the competence-based curriculum format and learning outcomes established by the Kenya Institute of Curriculum Development (KICD). This material is independently developed and is not officially endorsed or published by KICD.</w:t>
+      </w:r>
+    </w:p>
+    <w:p>
+      <w:pPr>
+        <w:spacing w:after="60" w:before="0"/>
+      </w:pPr>
+      <w:r>
+        <w:rPr>
+          <w:rFonts w:ascii="Arial" w:cs="Arial" w:eastAsia="Arial" w:hAnsi="Arial"/>
+          <w:b/>
+          <w:bCs/>
+          <w:sz w:val="17"/>
+          <w:szCs w:val="17"/>
+        </w:rPr>
+        <w:t xml:space="preserve">Content &amp; Pedagogy: </w:t>
+      </w:r>
+      <w:r>
+        <w:rPr>
+          <w:rFonts w:ascii="Arial" w:cs="Arial" w:eastAsia="Arial" w:hAnsi="Arial"/>
+          <w:sz w:val="17"/>
+          <w:szCs w:val="17"/>
+        </w:rPr>
+        <w:t xml:space="preserve">Developed and adapted by the educator team at SeaVuria (registered 501(c)(3) in the United States and registered NGO in Kenya, No. 872-850A-BF11), who designed the pedagogical framework, lesson templates and exemplar lessons on which this material is based.</w:t>
+      </w:r>
+    </w:p>
+    <w:p>
+      <w:pPr>
+        <w:spacing w:after="60" w:before="0"/>
+      </w:pPr>
+      <w:r>
+        <w:rPr>
+          <w:rFonts w:ascii="Arial" w:cs="Arial" w:eastAsia="Arial" w:hAnsi="Arial"/>
+          <w:b/>
+          <w:bCs/>
+          <w:sz w:val="17"/>
+          <w:szCs w:val="17"/>
+        </w:rPr>
+        <w:t xml:space="preserve">Production &amp; Layout: </w:t>
+      </w:r>
+      <w:r>
+        <w:rPr>
+          <w:rFonts w:ascii="Arial" w:cs="Arial" w:eastAsia="Arial" w:hAnsi="Arial"/>
+          <w:sz w:val="17"/>
+          <w:szCs w:val="17"/>
+        </w:rPr>
+        <w:t xml:space="preserve">Educational design and curriculum sequencing by SeaVuria. Technical layout, structural formatting, and digital optimization/implementation executed in partnership with ARES Education (registered 501(c)(3) in the United States and Canada (as Afretech Aid) and registered NGO in Kenya), with lesson drafting and compilation assisted by AI (Claude, Anthropic).</w:t>
+      </w:r>
+    </w:p>
+    <w:p>
+      <w:pPr>
+        <w:pBdr>
+          <w:bottom w:val="single" w:color="1F3864" w:sz="6" w:space="6"/>
+        </w:pBdr>
+        <w:spacing w:after="60" w:before="0"/>
+      </w:pPr>
+      <w:r>
+        <w:rPr>
+          <w:rFonts w:ascii="Arial" w:cs="Arial" w:eastAsia="Arial" w:hAnsi="Arial"/>
+          <w:b/>
+          <w:bCs/>
+          <w:sz w:val="17"/>
+          <w:szCs w:val="17"/>
+        </w:rPr>
+        <w:t xml:space="preserve">Licensing &amp; Copyright: </w:t>
+      </w:r>
+      <w:r>
+        <w:rPr>
+          <w:rFonts w:ascii="Arial" w:cs="Arial" w:eastAsia="Arial" w:hAnsi="Arial"/>
+          <w:sz w:val="17"/>
+          <w:szCs w:val="17"/>
+        </w:rPr>
+        <w:t xml:space="preserve">© 2026 SeaVuria and ARES. This work is licensed under a </w:t>
+      </w:r>
+      <w:hyperlink w:history="1" r:id="rIdbpby0wmjwhni-wlkzhkn9">
+        <w:r>
+          <w:rPr>
+            <w:rFonts w:ascii="Arial" w:cs="Arial" w:eastAsia="Arial" w:hAnsi="Arial"/>
+            <w:color w:val="1F6B75"/>
+            <w:sz w:val="17"/>
+            <w:szCs w:val="17"/>
+            <w:u w:val="single" w:color="1F6B75"/>
+          </w:rPr>
+          <w:t xml:space="preserve">Creative Commons Attribution-NonCommercial 4.0 International License</w:t>
+        </w:r>
+      </w:hyperlink>
+      <w:r>
+        <w:rPr>
+          <w:rFonts w:ascii="Arial" w:cs="Arial" w:eastAsia="Arial" w:hAnsi="Arial"/>
+          <w:sz w:val="17"/>
+          <w:szCs w:val="17"/>
+        </w:rPr>
+        <w:t xml:space="preserve"> (</w:t>
+      </w:r>
+      <w:hyperlink w:history="1" r:id="rIdgccb0lr79mdsu1fx12hjz">
+        <w:r>
+          <w:rPr>
+            <w:rFonts w:ascii="Arial" w:cs="Arial" w:eastAsia="Arial" w:hAnsi="Arial"/>
+            <w:color w:val="1F6B75"/>
+            <w:sz w:val="17"/>
+            <w:szCs w:val="17"/>
+            <w:u w:val="single" w:color="1F6B75"/>
+          </w:rPr>
+          <w:t xml:space="preserve">CC BY-NC 4.0</w:t>
+        </w:r>
+      </w:hyperlink>
+      <w:r>
+        <w:rPr>
+          <w:rFonts w:ascii="Arial" w:cs="Arial" w:eastAsia="Arial" w:hAnsi="Arial"/>
+          <w:sz w:val="17"/>
+          <w:szCs w:val="17"/>
+        </w:rPr>
+        <w:t xml:space="preserve">). To view a copy of this license, visit </w:t>
+      </w:r>
+      <w:hyperlink w:history="1" r:id="rIdcsp80hkuvawalf_jf-bid">
+        <w:r>
+          <w:rPr>
+            <w:rFonts w:ascii="Arial" w:cs="Arial" w:eastAsia="Arial" w:hAnsi="Arial"/>
+            <w:color w:val="1F6B75"/>
+            <w:sz w:val="17"/>
+            <w:szCs w:val="17"/>
+            <w:u w:val="single" w:color="1F6B75"/>
+          </w:rPr>
+          <w:t xml:space="preserve">https://creativecommons.org/licenses/by-nc/4.0/</w:t>
+        </w:r>
+      </w:hyperlink>
+      <w:r>
+        <w:rPr>
+          <w:rFonts w:ascii="Arial" w:cs="Arial" w:eastAsia="Arial" w:hAnsi="Arial"/>
+          <w:sz w:val="17"/>
+          <w:szCs w:val="17"/>
+        </w:rPr>
+        <w:t xml:space="preserve">. You are free to copy, redistribute, and adapt this material in any medium or format, provided appropriate credit is given and the material is not used for commercial purposes. KICD learning outcomes and curriculum designations reproduced here for alignment purposes remain the property of KICD and are not covered by this license. Linked external resources (e.g. CK-12, Khan Academy, PhET) are subject to their own licenses.</w:t>
+      </w:r>
+    </w:p>
     <w:sectPr>
       <w:pgSz w:w="15840" w:h="12240" w:orient="landscape"/>
       <w:pgMar w:top="1080" w:right="1080" w:bottom="1080" w:left="1080" w:header="708" w:footer="708" w:gutter="0"/>

--- a/data/outputs/v2/Essential_Mathematics/SS2.8_Commercial_Arithmetic_1/Essential_Mathematics_Commercial_Arithmetic_1_SummaryTable.docx
+++ b/data/outputs/v2/Essential_Mathematics/SS2.8_Commercial_Arithmetic_1/Essential_Mathematics_Commercial_Arithmetic_1_SummaryTable.docx
@@ -564,7 +564,7 @@
                 <w:sz w:val="18"/>
                 <w:szCs w:val="18"/>
               </w:rPr>
-              <w:t xml:space="preserve">Students examined Amina's monthly income of KSh 4,500 from her mandazi stall and mapped all her known costs (flour, charcoal, stall rent) against her earnings. They observed that some costs (rent) stayed the same regardless of how many mandazi she sold, while others (flour, charcoal) rose and fell with output. The class co-constructed a simple two-column income-vs-expenditure table on the board, making the deficit or surplus immediately visible.</w:t>
+              <w:t xml:space="preserve">Learners examined the Environmental Club's trip budget for a one-day visit to Lake Victoria, sorting eight cost items (bus hire, entry fees, ugali-and-tilapia lunch, T-shirt printing, etc.) into fixed and variable categories, and calculated that the club's KSh 6,000 income falls KSh 6,250 short of the KSh 12,250 total expenditure needed.</w:t>
             </w:r>
           </w:p>
         </w:tc>
@@ -596,7 +596,7 @@
                 <w:sz w:val="18"/>
                 <w:szCs w:val="18"/>
               </w:rPr>
-              <w:t xml:space="preserve">A budget is a formal mathematical plan that compares total income with total expenditure over a defined period. Costs are classified as fixed (unchanging regardless of activity level — e.g., stall rent, club membership fees) or variable (changing with the level of activity — e.g., cost of flour per batch). When expenditure exceeds income the budget is in deficit; when income exceeds expenditure it is in surplus. Learners also established the vocabulary anchor for the entire sub-strand: every subsequent lesson is one tool Amina can use to improve her budget position.</w:t>
+              <w:t xml:space="preserve">A budget is a mathematical plan comparing income (money coming in) and expenditure (money going out). Costs can be fixed (they do not change with the number of participants, e.g., bus hire) or variable (they increase with each additional participant, e.g., entry fees). When total expenditure exceeds total income, there is a deficit — a shortfall that requires a mathematical solution.</w:t>
             </w:r>
           </w:p>
         </w:tc>
@@ -628,7 +628,7 @@
                 <w:sz w:val="18"/>
                 <w:szCs w:val="18"/>
               </w:rPr>
-              <w:t xml:space="preserve">The budget surplus or deficit is calculated as: Surplus/Deficit = Total Income − Total Expenditure. A positive result is a surplus; a negative result is a deficit. Pedagogical note: Emphasise that the formula is directional — income minus expenditure, not the reverse. Teachers should cold-call at least three students to classify a given cost as fixed or variable before moving on, allowing 10–15 seconds of wait time per student. Connect back to the driving question by asking: 'Which part of Amina's budget can commercial arithmetic help her improve?' — this seeds curiosity for Lessons 2–7.</w:t>
+              <w:t xml:space="preserve">Amina's confusion about her KSh 4,500 begins with the same problem the club faces: she has not yet written down all her expected costs and compared them to her income. Without a budget, she cannot know whether she truly has enough — or how much she is short — before she starts spending. This is why every Kenyan who wants to make a smart money decision, whether for a school trip, a smartphone purchase, or a cross-border transfer, must start with a budget.</w:t>
             </w:r>
           </w:p>
         </w:tc>
@@ -713,7 +713,7 @@
                 <w:sz w:val="18"/>
                 <w:szCs w:val="18"/>
               </w:rPr>
-              <w:t xml:space="preserve">Students viewed a scenario in which a trader at Kondele Market, Kisumu, advertised a blender at a marked price of KSh 3,200 with a '15% off' sticker. Learners first predicted the sale price, then worked through the arithmetic to verify. They observed that the shilling saving (discount) and the percentage saving (percentage discount) convey different but complementary information — the shilling amount tells Amina what stays in her pocket; the percentage allows fair comparison across items of different prices.</w:t>
+              <w:t xml:space="preserve">Learners observed, through a role-play shopping scenario at a simulated Kondele electronics stall, that a '20% off' sign reduces the marked price of KSh 3,200 to a sale price of KSh 2,560 — a saving of KSh 640 — and that this saving is computed by multiplying the marked price by the percentage expressed as a fraction of 100, then subtracting.</w:t>
             </w:r>
           </w:p>
         </w:tc>
@@ -745,7 +745,7 @@
                 <w:sz w:val="18"/>
                 <w:szCs w:val="18"/>
               </w:rPr>
-              <w:t xml:space="preserve">Discount is the actual shilling reduction on the marked price: Discount = Marked Price − Sale Price. Percentage Discount expresses that reduction as a proportion of the marked price: Percentage Discount = (Discount ÷ Marked Price) × 100. Both formulas are reversible — given a percentage discount, students can recover the sale price or the marked price. Learners also recognised that a larger percentage discount is not always a larger shilling saving if the marked prices differ.</w:t>
+              <w:t xml:space="preserve">Discount = Marked Price − Sale Price; Percentage Discount = (Discount ÷ Marked Price) × 100. These two formulas work in both directions: given a percentage discount you can find the sale price, and given both prices you can verify the percentage discount a trader claims to be offering.</w:t>
             </w:r>
           </w:p>
         </w:tc>
@@ -777,7 +777,7 @@
                 <w:sz w:val="18"/>
                 <w:szCs w:val="18"/>
               </w:rPr>
-              <w:t xml:space="preserve">The two core formulas are: (1) Discount = Marked Price − Sale Price; (2) Percentage Discount = (Discount ÷ Marked Price) × 100. A useful single-step sale price formula is: Sale Price = Marked Price × (1 − Percentage Discount ÷ 100). Pedagogical note: Teachers should present at least one problem in each direction (find discount given prices; find sale price given percentage discount) before independent practice. Use Kenyan market contexts — e.g., a mitumba stall in Gikomba offering 'KSh 200 off' vs. a supermarket offering '10% off' on different-priced items — to highlight why percentage comparison matters. Reconnect to the driving question: a savvy Amina always converts a shilling discount into a percentage before comparing offers.</w:t>
+              <w:t xml:space="preserve">Amina's '20% off' smartphone deal reduces the price from KSh 3,200 to KSh 2,560, which she can pay from her remaining KSh 3,700 — leaving KSh 1,140. Mathematics reveals that the advertised discount is real and makes the purchase affordable, though it leaves only KSh 1,140 for the Uganda transfer, showing why verifying discounts with arithmetic — rather than trusting a sign — is essential for smart money decisions.</w:t>
             </w:r>
           </w:p>
         </w:tc>
@@ -862,7 +862,7 @@
                 <w:sz w:val="18"/>
                 <w:szCs w:val="18"/>
               </w:rPr>
-              <w:t xml:space="preserve">Students worked through a structured set of multi-step problems in which Amina compares three competing offers for the same cooking equipment from different stalls — one quoting a shilling discount, one quoting a percentage discount, and one offering a 'buy two, get one free' deal that must be converted into an equivalent percentage discount. Learners observed that surface-level advertising language can obscure the true saving and that a common percentage basis enables fair comparison.</w:t>
+              <w:t xml:space="preserve">Learners worked through three Kenyan retail discount scenarios — a Naivas Weekend Special, a Gikomba mitumba stall, and a Kisumu school-uniform comparison — and discovered that a higher advertised percentage discount does not always result in a lower sale price. In the Amina comparison problem, the Kondele phone (20% off KSh 3,200 = KSh 2,560) was KSh 20 cheaper than the Naivas phone (25% off KSh 3,440 = KSh 2,580), despite having a smaller percentage discount.</w:t>
             </w:r>
           </w:p>
         </w:tc>
@@ -894,7 +894,7 @@
                 <w:sz w:val="18"/>
                 <w:szCs w:val="18"/>
               </w:rPr>
-              <w:t xml:space="preserve">All three discount formulas — Discount = Marked Price − Sale Price; Percentage Discount = (Discount ÷ Marked Price) × 100; Sale Price = Marked Price × (1 − Percentage Discount ÷ 100) — can be applied in reverse to find any unknown when two of the three quantities are known. Learners practised choosing the correct formula entry point depending on what information is given, a key problem-solving skill. They also learned that 'best value' requires a common unit of comparison (percentage discount), not just the largest shilling figure.</w:t>
+              <w:t xml:space="preserve">Discount = Marked Price − Sale Price; Percentage Discount = (Discount ÷ Marked Price) × 100; Sale Price = Marked Price × (1 − Percentage Discount ÷ 100). To compare two discount deals fairly, you must calculate the actual sale price for each — you cannot simply compare percentage figures. A deal with a smaller percentage discount on a lower marked price may cost you less than a deal with a larger percentage discount on a higher marked price.</w:t>
             </w:r>
           </w:p>
         </w:tc>
@@ -926,7 +926,7 @@
                 <w:sz w:val="18"/>
                 <w:szCs w:val="18"/>
               </w:rPr>
-              <w:t xml:space="preserve">Pedagogical note: This is a deliberate consolidation and transfer lesson. Teachers should resist re-teaching Lesson 2 content; instead, use Socratic questioning — 'What do you know? What do you need? Which formula connects them?' — and allow a minimum of 2 minutes of independent think time before pair discussion. Cold-call at least four students to justify their formula choice, not just their answer. The lesson's link to the driving question is explicit: Amina uses percentage discount as a decision-making tool, not just a calculation, to protect her KSh 4,500 budget.</w:t>
+              <w:t xml:space="preserve">Amina's instinct to chase the biggest percentage discount (25% at Naivas) would actually cost her KSh 20 more than buying at Kondele (20% off). This shows that the '20% off' advertisement on the Kondele stall is not misleading — it is genuinely the better deal for her, even though the percentage is smaller. For Amina to make a smart decision about her KSh 4,500, she must calculate the final sale price every time, not just compare the percentage figures on the advertisement boards.</w:t>
             </w:r>
           </w:p>
         </w:tc>
@@ -1011,7 +1011,7 @@
                 <w:sz w:val="18"/>
                 <w:szCs w:val="18"/>
               </w:rPr>
-              <w:t xml:space="preserve">Students examined a realistic M-Pesa / forex-bureau scenario in which Amina sends KSh 10,000 to a supplier in Kampala. The agent charges a commission. Learners observed the transaction receipt showing the principal amount, the commission deducted, and the net amount received. They also examined a real-estate agent scenario in which a Nairobi agent earns 3% commission on a KSh 2.4 million property sale — making the concept of commission as an incentive for facilitating transactions concrete.</w:t>
+              <w:t xml:space="preserve">Learners observed — through a role-play at a simulated Kondele mobile-money kiosk — that an agent retains a fixed percentage of every transaction value as a commission. By counting dummy currency and recording data in a table, they saw that the commission amount grows proportionally with the transaction value, while the commission rate (percentage) stays constant at 3% across all three transactions.</w:t>
             </w:r>
           </w:p>
         </w:tc>
@@ -1043,7 +1043,7 @@
                 <w:sz w:val="18"/>
                 <w:szCs w:val="18"/>
               </w:rPr>
-              <w:t xml:space="preserve">Commission is the fee paid to an agent or intermediary for facilitating a financial transaction. It is calculated as: Commission = (Commission Rate ÷ 100) × Principal Amount. Percentage Commission = (Commission ÷ Principal Amount) × 100. Commission is always calculated on the principal (the transaction value), not on the agent's cost — a distinction that prevents a common student error. Learners also understood commission as both a cost to Amina (when she is the sender/buyer) and a potential income stream (if she herself acts as an agent).</w:t>
+              <w:t xml:space="preserve">Commission is an amount paid to an agent or intermediary for facilitating a financial transaction; it is calculated as Commission = (Commission Rate ÷ 100) × Transaction Value. Percentage Commission = (Commission Amount ÷ Transaction Value) × 100. Both formulas are mirrors of each other, just as Discount and Percentage Discount were mirrors in Lessons 2 and 3. The recipient of a money transfer always receives less than the amount sent, because the agent deducts a commission.</w:t>
             </w:r>
           </w:p>
         </w:tc>
@@ -1075,7 +1075,7 @@
                 <w:sz w:val="18"/>
                 <w:szCs w:val="18"/>
               </w:rPr>
-              <w:t xml:space="preserve">The two core formulas are: (1) Commission = (Rate ÷ 100) × Principal; (2) Percentage Commission = (Commission ÷ Principal) × 100. Pedagogical note: Highlight the structural parallel with percentage discount — both express a portion of a reference amount as a percentage — so students can leverage prior knowledge. Use M-Pesa tariff tables (familiar to all Kenyan learners) as a real data source; have students calculate commission for three different transaction amounts and observe whether the percentage stays constant even as the shilling amount changes (it does for a fixed-rate commission, reinforcing proportional reasoning). Reconnect to the driving question: Amina must account for commission as a budget line item, not an afterthought.</w:t>
+              <w:t xml:space="preserve">This explains a key part of Amina's phenomenon: when she sends money to her aunt in Uganda via a mobile-money agent, her aunt does not receive the full amount. If Amina sends KSh 1,140 and the agent charges 3% commission, the agent earns KSh 34.20 and only KSh 1,105.80 is left to convert into Uganda Shillings. For Amina to send enough money to cover her aunt's needs AND the agent's commission, she must calculate the gross amount to send — a reverse-commission problem that will be explored further in the sequence. The 'same KSh 4,500 producing different outcomes' in the driving question now has a new mathematical explanation: commissions are hidden costs that reduce the value of every transfer.</w:t>
             </w:r>
           </w:p>
         </w:tc>
@@ -1160,7 +1160,7 @@
                 <w:sz w:val="18"/>
                 <w:szCs w:val="18"/>
               </w:rPr>
-              <w:t xml:space="preserve">Students traced Amina's journey from Wakulima Market in Nairobi, where she buys maize flour in bulk at KSh 1,800 per 10 kg bag, to her stall where she sells mandazi at retail prices. They observed that cost price (CP) and selling price (SP) are distinct concepts, and that the gap between them is not automatically profit — overheads have not yet been included (that complexity is saved for Lesson 6). The class also observed a loss scenario: a trader who bought sukuma wiki before a public holiday and was forced to sell at a reduced price before it wilted.</w:t>
+              <w:t xml:space="preserve">Learners role-played as traders at Wakulima Market, buying and selling githeri, beans, second-hand clothes, and mandazi using price cards, and recorded cost prices and selling prices in a trading ledger. They observed that some transactions yielded profit while others resulted in a loss, and that the size of the margin varied widely between goods.</w:t>
             </w:r>
           </w:p>
         </w:tc>
@@ -1192,7 +1192,7 @@
                 <w:sz w:val="18"/>
                 <w:szCs w:val="18"/>
               </w:rPr>
-              <w:t xml:space="preserve">Profit arises when SP &gt; CP: Profit = SP − CP. Loss arises when CP &gt; SP: Loss = CP − SP. Percentage Profit = (Profit ÷ CP) × 100; Percentage Loss = (Loss ÷ CP) × 100. Crucially, the percentage is always calculated on the cost price, not the selling price — this is the most common examination error and must be explicitly flagged. Learners also practised working backwards: given a percentage profit and CP, find SP; given SP and percentage loss, find CP.</w:t>
+              <w:t xml:space="preserve">Profit = SP − CP (when SP &gt; CP); Loss = CP − SP (when CP &gt; SP); Percentage Profit = (Profit ÷ CP) × 100; Percentage Loss = (Loss ÷ CP) × 100. The percentage is always calculated relative to the cost price. The Kondele electronics stall would earn a 28% profit on the KSh 2,560 discounted smartphone if it paid KSh 2,000 for it, even after giving Amina a 20% discount.</w:t>
             </w:r>
           </w:p>
         </w:tc>
@@ -1224,7 +1224,7 @@
                 <w:sz w:val="18"/>
                 <w:szCs w:val="18"/>
               </w:rPr>
-              <w:t xml:space="preserve">The four formulas are: Profit = SP − CP; Loss = CP − SP; % Profit = (Profit ÷ CP) × 100; % Loss = (Loss ÷ CP) × 100. Pedagogical note: Write 'ALWAYS divide by CP' prominently and return to it at the start of every worked example. Use a colour-coded number line (CP on the left, SP to the right for profit, SP to the left for loss) as a visual anchor. Teachers should present at least two worked examples — one profit, one loss — before independent practice. Cold-call students to state whether a transaction is profit or loss before they calculate, building conceptual clarity before procedural fluency. Connect to the driving question: understanding profit and loss is what separates a business that sustains Amina's income from one that quietly drains it.</w:t>
+              <w:t xml:space="preserve">Every price Amina encounters in the market — including the 'discounted' smartphone and the mandazi she sells — has a profit margin embedded in it. Understanding profit and loss mathematically allows Amina (and any Kenyan trader or consumer) to see beyond the surface price and evaluate whether a transaction is truly fair and financially sound.</w:t>
             </w:r>
           </w:p>
         </w:tc>
@@ -1309,7 +1309,7 @@
                 <w:sz w:val="18"/>
                 <w:szCs w:val="18"/>
               </w:rPr>
-              <w:t xml:space="preserve">Students analysed a detailed case study of a nyama choma trader in Kericho who purchased goat meat, paid for charcoal, transport from the Rift Valley, and stall hire — then sold at a set price. They observed that when only the purchase price of meat was treated as CP, the apparent profit was large; when all overheads were included in CP, the real profit shrank considerably and in one scenario became a loss. This created productive cognitive conflict that drove the lesson's key conceptual development.</w:t>
+              <w:t xml:space="preserve">Learners observed two multi-step scenarios — Mama Wanjiku's nyama choma stall in Kericho and Amina's mandazi stall — in which total cost price included both direct ingredient costs and overhead costs (charcoal, packaging). They observed that ignoring overhead costs produces an inflated and misleading profit figure, and that in Amina's case her weekly revenue of KSh 2,250 was compared with her weekly costs of KSh 1,800.</w:t>
             </w:r>
           </w:p>
         </w:tc>
@@ -1341,7 +1341,7 @@
                 <w:sz w:val="18"/>
                 <w:szCs w:val="18"/>
               </w:rPr>
-              <w:t xml:space="preserve">Total Cost Price = Purchase Price of Goods + All Overheads (transport, packaging, labour, rent, fuel, etc.). Percentage profit and percentage loss must always be calculated on the TOTAL cost price, not just the purchase price. Learners also practised reverse problems: given selling price and percentage profit, recover total cost price; given total cost price and a desired percentage profit, calculate the required selling price. This makes the mathematics directly actionable for Amina's pricing decisions.</w:t>
+              <w:t xml:space="preserve">Percentage profit and loss must always be calculated on the TOTAL cost price, which includes all overheads, not just the purchase price of goods. The multi-step framework is: (1) Total CP = direct costs + overheads; (2) Actual Revenue = SP × units actually sold; (3) Profit or Loss = Revenue − Total CP; (4) % Profit or Loss = (Profit or Loss ÷ Total CP) × 100. A desired selling price can be reverse-engineered from a target profit percentage using SP = CP × (1 + %Profit ÷ 100).</w:t>
             </w:r>
           </w:p>
         </w:tc>
@@ -1373,7 +1373,7 @@
                 <w:sz w:val="18"/>
                 <w:szCs w:val="18"/>
               </w:rPr>
-              <w:t xml:space="preserve">The key formula extension is: Total CP = Purchase Price + Sum of All Overhead Costs. All subsequent profit/loss calculations use this Total CP as the denominator. Pedagogical note: This lesson is the most common source of marks lost in KCSE-style assessments. Teachers should devote explicit time to listing overheads before any calculation begins — model this habit by always writing 'Step 0: List all costs' on the board. Use a think-pair-share structure for at least one problem: students individually list costs, compare with a partner, then the class constructs a consensus list before calculating. Reconnect to the driving question: Amina cannot make a smart money decision if she ignores hidden costs — this lesson makes her financially literate.</w:t>
+              <w:t xml:space="preserve">Amina's KSh 4,500 is the revenue from two weeks of mandazi sales (KSh 2,250 a week); against weekly costs of KSh 1,800 for ingredients and fuel, her profit is KSh 450 a week (KSh 900 over the two weeks). This means every shilling of her KSh 4,500 required careful cost management. When she now faces a discount at the Kondele stall, a commission on the mobile-money transfer, and a currency exchange for her aunt in Uganda, she is making decisions with money she earned through exactly the kind of commercial arithmetic this lesson practised — confirming that profit and loss calculations are foundational to all of Amina's financial decisions.</w:t>
             </w:r>
           </w:p>
         </w:tc>
@@ -1458,7 +1458,7 @@
                 <w:sz w:val="18"/>
                 <w:szCs w:val="18"/>
               </w:rPr>
-              <w:t xml:space="preserve">Students examined a realistic forex bureau board (as seen at Jomo Kenyatta International Airport or Westlands bureaux) showing buying and selling rates for USD, UGX, TZS, and EUR against KES. They observed that the bureau always buys foreign currency at a lower rate and sells it at a higher rate — creating a spread that is the bureau's profit. Amina's cross-border payment scenario (sending money to a Ugandan supplier and receiving payment from a Tanzanian customer) made both conversion directions immediately relevant.</w:t>
+              <w:t xml:space="preserve">Learners examined a simulated CBK forex bureau exchange-rate table showing buying and selling rates for UGX, USD, and EUR, and observed that every currency has TWO different rates — a lower buying rate and a higher selling rate — and that using the wrong rate produces a significantly different (and incorrect) conversion result.</w:t>
             </w:r>
           </w:p>
         </w:tc>
@@ -1490,7 +1490,7 @@
                 <w:sz w:val="18"/>
                 <w:szCs w:val="18"/>
               </w:rPr>
-              <w:t xml:space="preserve">To convert KES into foreign currency, divide by the selling rate (the rate at which the bureau sells foreign currency to the customer). To convert foreign currency into KES, multiply by the buying rate (the rate at which the bureau buys foreign currency from the customer). The spread (Selling Rate − Buying Rate) represents the bureau's commission per unit of foreign currency. Learners practised both directions and calculated the total KES cost of a transaction including the spread.</w:t>
+              <w:t xml:space="preserve">To convert KES into foreign currency, use the rate that matches the quote: for KES-per-unit rates (USD) use the selling rate and divide; for UGX-per-KES rates the bureau is buying your KES, so multiply by its buying rate. To convert back to KES, use the buying rate: multiply for USD, for UGX-per-KES rates divide by the selling rate. The difference between the buying and selling rate (the 'spread') is the forex bureau's embedded commission — a hidden profit that functions exactly like the percentage commission we studied in Lesson 4, but is concealed inside the rate rather than charged as a separate visible fee. Amina's KSh 1,140 less 3% commission (KSh 1,105.80), converted at the bureau's buying rate of 27.80 UGX per KES, yields approximately UGX 30,741 for her aunt in Kampala.</w:t>
             </w:r>
           </w:p>
         </w:tc>
@@ -1522,7 +1522,7 @@
                 <w:sz w:val="18"/>
                 <w:szCs w:val="18"/>
               </w:rPr>
-              <w:t xml:space="preserve">The two conversion rules are: (1) Foreign Currency Amount = KES Amount ÷ Selling Rate; (2) KES Amount = Foreign Currency Amount × Buying Rate. Pedagogical note: Students almost universally confuse which rate to use in which direction. A reliable mnemonic: 'The bureau always wins' — when you want foreign currency, use the higher (selling) rate, which costs you more KES; when you return foreign currency, use the lower (buying) rate, which gives you fewer KES. Reinforce with at least three direction-switching problems. Cold-call students to state the rule before they reach for a calculator. Connect to the driving question: Amina's informed use of conversion rates prevents her from losing money at the border — a real and immediate concern for traders near Busia, Namanga, or Lunga Lunga.</w:t>
+              <w:t xml:space="preserve">This explains part of Amina's original puzzle: the same KSh 4,500 produces different outcomes depending on which financial transaction she uses it for. When sending money to Uganda, the exchange rate she sees on the sign is NOT the rate she actually transacts at — the bureau uses its buying rate for her KES (which is less favourable to Amina) to make its own profit. Just as the mobile-money agent in Lesson 4 charged a visible commission, the forex bureau charges an invisible one through the rate spread. Understanding both forms of commission is essential for Amina — and every Kenyan — to make smart, fair, and informed cross-border money decisions.</w:t>
             </w:r>
           </w:p>
         </w:tc>
@@ -1607,7 +1607,7 @@
                 <w:sz w:val="18"/>
                 <w:szCs w:val="18"/>
               </w:rPr>
-              <w:t xml:space="preserve">Students revisited the full Amina scenario introduced in Lesson 1 — now enriched with six weeks of learning. They observed their own Lesson-1 budget predictions alongside the complete model built across the sub-strand, noting where their initial assumptions were wrong (e.g., ignoring commission costs, not accounting for overheads in profit calculations, misjudging the effect of currency spreads). The contrast between the naive Lesson-1 model and the refined Lesson-8 model made learning growth tangible and visible.</w:t>
+              <w:t xml:space="preserve">Learners observed their own mathematical growth by comparing their rough Lesson 1 model of Amina's financial problem — drawn before any instruction — with their fully annotated Lesson 8 model, which correctly traces KSh 4,500 through budget allocation, a 20% discount on a KSh 3,200 smartphone (sale price KSh 2,560), a 3% mobile-money commission on the Uganda transfer, and a final currency conversion into Uganda Shillings at the bureau's buying rate of 27.80 UGX/KES. They also observed peers' financial plans and identified errors or omissions using the KICD rubric language.</w:t>
             </w:r>
           </w:p>
         </w:tc>
@@ -1639,7 +1639,7 @@
                 <w:sz w:val="18"/>
                 <w:szCs w:val="18"/>
               </w:rPr>
-              <w:t xml:space="preserve">All six commercial arithmetic tools — (1) budget preparation (income vs. expenditure, fixed vs. variable costs), (2) discount and percentage discount, (3) commission and percentage commission, (4) profit and loss on basic transactions, (5) profit and loss including overheads, and (6) currency conversion using buying and selling rates — are interconnected decision-making instruments. A complete financial plan requires all six to be applied simultaneously and coherently. Learners consolidated the understanding that arithmetic is not an abstract school exercise but a protective and empowering tool for every Kenyan who participates in markets, clubs, or cross-border trade.</w:t>
+              <w:t xml:space="preserve">Learners consolidated all six commercial arithmetic learning outcomes — budget preparation, discount and percentage discount, commission and percentage commission, percentage profit and loss, and currency conversion — into a single integrated financial plan. They learned that these operations are not independent: the amount available for currency conversion depends on the budget allocation, which in turn depends on the correct discount calculation and commission deduction. They also learned that smart financial decision-making requires checking each step before proceeding to the next, and that the direction of a currency transaction (KES → UGX vs. UGX → KES) determines which exchange rate applies.</w:t>
             </w:r>
           </w:p>
         </w:tc>
@@ -1671,7 +1671,7 @@
                 <w:sz w:val="18"/>
                 <w:szCs w:val="18"/>
               </w:rPr>
-              <w:t xml:space="preserve">Pedagogical note: This lesson should be structured as a guided model-revision session, not a new-content lecture. Teachers should project the class's Driving Question Board (accumulated across all 8 lessons) and systematically answer each posted question using the sub-strand's six tools. Allocate at least 15 minutes to student-led explanation — cold-call groups to present one tool each, then show how it modifies Amina's budget outcome. End with a written exit task: 'Write one smart money decision Amina should make, and show the arithmetic that supports it.' This closes the loop on the driving question and serves as a formative assessment of transfer. Remind students that the same six tools apply to their own household budgets, school club accounts, and future business ventures across Kenya.</w:t>
+              <w:t xml:space="preserve">Amina's puzzle — how the same KSh 4,500 produces such different outcomes depending on discounts, commissions, exchange rates, and profit/loss — is now fully explained: each operation applies a specific mathematical formula to a specific base amount, and small percentage differences (e.g., using 28.50 instead of the bureau's buying rate of 27.80 for KES to UGX) produce real financial gains or losses. Amina — and any Kenyan — can make smart, fair, and informed money decisions by applying these six formulas correctly, in the right sequence, to the right base values, at every stage of a financial transaction.</w:t>
             </w:r>
           </w:p>
         </w:tc>
@@ -1795,7 +1795,7 @@
         </w:rPr>
         <w:t xml:space="preserve">© 2026 SeaVuria and ARES. This work is licensed under a </w:t>
       </w:r>
-      <w:hyperlink w:history="1" r:id="rIdbpby0wmjwhni-wlkzhkn9">
+      <w:hyperlink w:history="1" r:id="rIdhrp0e6-fi09oycipk6o30">
         <w:r>
           <w:rPr>
             <w:rFonts w:ascii="Arial" w:cs="Arial" w:eastAsia="Arial" w:hAnsi="Arial"/>
@@ -1815,7 +1815,7 @@
         </w:rPr>
         <w:t xml:space="preserve"> (</w:t>
       </w:r>
-      <w:hyperlink w:history="1" r:id="rIdgccb0lr79mdsu1fx12hjz">
+      <w:hyperlink w:history="1" r:id="rIdggve7sol7ryratuxe2vh4">
         <w:r>
           <w:rPr>
             <w:rFonts w:ascii="Arial" w:cs="Arial" w:eastAsia="Arial" w:hAnsi="Arial"/>
@@ -1835,7 +1835,7 @@
         </w:rPr>
         <w:t xml:space="preserve">). To view a copy of this license, visit </w:t>
       </w:r>
-      <w:hyperlink w:history="1" r:id="rIdcsp80hkuvawalf_jf-bid">
+      <w:hyperlink w:history="1" r:id="rIdbuhfgib2xwx-e4jrl4wye">
         <w:r>
           <w:rPr>
             <w:rFonts w:ascii="Arial" w:cs="Arial" w:eastAsia="Arial" w:hAnsi="Arial"/>

--- a/data/outputs/v2/Essential_Mathematics/SS2.8_Commercial_Arithmetic_1/Essential_Mathematics_Commercial_Arithmetic_1_SummaryTable.docx
+++ b/data/outputs/v2/Essential_Mathematics/SS2.8_Commercial_Arithmetic_1/Essential_Mathematics_Commercial_Arithmetic_1_SummaryTable.docx
@@ -1795,7 +1795,7 @@
         </w:rPr>
         <w:t xml:space="preserve">© 2026 SeaVuria and ARES. This work is licensed under a </w:t>
       </w:r>
-      <w:hyperlink w:history="1" r:id="rIdhrp0e6-fi09oycipk6o30">
+      <w:hyperlink w:history="1" r:id="rIdpsvfoak--ur8p7hsqfb4y">
         <w:r>
           <w:rPr>
             <w:rFonts w:ascii="Arial" w:cs="Arial" w:eastAsia="Arial" w:hAnsi="Arial"/>
@@ -1815,7 +1815,7 @@
         </w:rPr>
         <w:t xml:space="preserve"> (</w:t>
       </w:r>
-      <w:hyperlink w:history="1" r:id="rIdggve7sol7ryratuxe2vh4">
+      <w:hyperlink w:history="1" r:id="rIduues8onpx92a3k9ucwmxh">
         <w:r>
           <w:rPr>
             <w:rFonts w:ascii="Arial" w:cs="Arial" w:eastAsia="Arial" w:hAnsi="Arial"/>
@@ -1835,7 +1835,7 @@
         </w:rPr>
         <w:t xml:space="preserve">). To view a copy of this license, visit </w:t>
       </w:r>
-      <w:hyperlink w:history="1" r:id="rIdbuhfgib2xwx-e4jrl4wye">
+      <w:hyperlink w:history="1" r:id="rIdhrudcuqpqe7amlcj2qpu3">
         <w:r>
           <w:rPr>
             <w:rFonts w:ascii="Arial" w:cs="Arial" w:eastAsia="Arial" w:hAnsi="Arial"/>

--- a/data/outputs/v2/Essential_Mathematics/SS2.8_Commercial_Arithmetic_1/Essential_Mathematics_Commercial_Arithmetic_1_SummaryTable.docx
+++ b/data/outputs/v2/Essential_Mathematics/SS2.8_Commercial_Arithmetic_1/Essential_Mathematics_Commercial_Arithmetic_1_SummaryTable.docx
@@ -1373,7 +1373,7 @@
                 <w:sz w:val="18"/>
                 <w:szCs w:val="18"/>
               </w:rPr>
-              <w:t xml:space="preserve">Amina's KSh 4,500 is the revenue from two weeks of mandazi sales (KSh 2,250 a week); against weekly costs of KSh 1,800 for ingredients and fuel, her profit is KSh 450 a week (KSh 900 over the two weeks). This means every shilling of her KSh 4,500 required careful cost management. When she now faces a discount at the Kondele stall, a commission on the mobile-money transfer, and a currency exchange for her aunt in Uganda, she is making decisions with money she earned through exactly the kind of commercial arithmetic this lesson practised — confirming that profit and loss calculations are foundational to all of Amina's financial decisions.</w:t>
+              <w:t xml:space="preserve">Amina's KSh 4,500 is the profit she saved from ten weeks of mandazi sales (KSh 2,250 revenue a week); against weekly costs of KSh 1,800 for ingredients and fuel, her profit is KSh 450 a week (KSh 4,500 over the ten weeks). This means every shilling of her KSh 4,500 required careful cost management. When she now faces a discount at the Kondele stall, a commission on the mobile-money transfer, and a currency exchange for her aunt in Uganda, she is making decisions with money she earned through exactly the kind of commercial arithmetic this lesson practised — confirming that profit and loss calculations are foundational to all of Amina's financial decisions.</w:t>
             </w:r>
           </w:p>
         </w:tc>
@@ -1795,7 +1795,7 @@
         </w:rPr>
         <w:t xml:space="preserve">© 2026 SeaVuria and ARES. This work is licensed under a </w:t>
       </w:r>
-      <w:hyperlink w:history="1" r:id="rIdpsvfoak--ur8p7hsqfb4y">
+      <w:hyperlink w:history="1" r:id="rIduvcgasi0wkeutxg8rycbq">
         <w:r>
           <w:rPr>
             <w:rFonts w:ascii="Arial" w:cs="Arial" w:eastAsia="Arial" w:hAnsi="Arial"/>
@@ -1815,7 +1815,7 @@
         </w:rPr>
         <w:t xml:space="preserve"> (</w:t>
       </w:r>
-      <w:hyperlink w:history="1" r:id="rIduues8onpx92a3k9ucwmxh">
+      <w:hyperlink w:history="1" r:id="rIdqry199xop83dl-sn3tau7">
         <w:r>
           <w:rPr>
             <w:rFonts w:ascii="Arial" w:cs="Arial" w:eastAsia="Arial" w:hAnsi="Arial"/>
@@ -1835,7 +1835,7 @@
         </w:rPr>
         <w:t xml:space="preserve">). To view a copy of this license, visit </w:t>
       </w:r>
-      <w:hyperlink w:history="1" r:id="rIdhrudcuqpqe7amlcj2qpu3">
+      <w:hyperlink w:history="1" r:id="rIdgryjvydgmrf8ewhnjkpnu">
         <w:r>
           <w:rPr>
             <w:rFonts w:ascii="Arial" w:cs="Arial" w:eastAsia="Arial" w:hAnsi="Arial"/>

--- a/data/outputs/v2/Essential_Mathematics/SS2.8_Commercial_Arithmetic_1/Essential_Mathematics_Commercial_Arithmetic_1_SummaryTable.docx
+++ b/data/outputs/v2/Essential_Mathematics/SS2.8_Commercial_Arithmetic_1/Essential_Mathematics_Commercial_Arithmetic_1_SummaryTable.docx
@@ -1795,7 +1795,7 @@
         </w:rPr>
         <w:t xml:space="preserve">© 2026 SeaVuria and ARES. This work is licensed under a </w:t>
       </w:r>
-      <w:hyperlink w:history="1" r:id="rIduvcgasi0wkeutxg8rycbq">
+      <w:hyperlink w:history="1" r:id="rIdsmrm242pscxbg5nmef1mv">
         <w:r>
           <w:rPr>
             <w:rFonts w:ascii="Arial" w:cs="Arial" w:eastAsia="Arial" w:hAnsi="Arial"/>
@@ -1815,7 +1815,7 @@
         </w:rPr>
         <w:t xml:space="preserve"> (</w:t>
       </w:r>
-      <w:hyperlink w:history="1" r:id="rIdqry199xop83dl-sn3tau7">
+      <w:hyperlink w:history="1" r:id="rIdrpmuafu5ckzf9kbcsjkys">
         <w:r>
           <w:rPr>
             <w:rFonts w:ascii="Arial" w:cs="Arial" w:eastAsia="Arial" w:hAnsi="Arial"/>
@@ -1835,7 +1835,7 @@
         </w:rPr>
         <w:t xml:space="preserve">). To view a copy of this license, visit </w:t>
       </w:r>
-      <w:hyperlink w:history="1" r:id="rIdgryjvydgmrf8ewhnjkpnu">
+      <w:hyperlink w:history="1" r:id="rId0ttkr8doyfernct4wgaeg">
         <w:r>
           <w:rPr>
             <w:rFonts w:ascii="Arial" w:cs="Arial" w:eastAsia="Arial" w:hAnsi="Arial"/>

--- a/data/outputs/v2/Essential_Mathematics/SS2.8_Commercial_Arithmetic_1/Essential_Mathematics_Commercial_Arithmetic_1_SummaryTable.docx
+++ b/data/outputs/v2/Essential_Mathematics/SS2.8_Commercial_Arithmetic_1/Essential_Mathematics_Commercial_Arithmetic_1_SummaryTable.docx
@@ -1795,7 +1795,7 @@
         </w:rPr>
         <w:t xml:space="preserve">© 2026 SeaVuria and ARES. This work is licensed under a </w:t>
       </w:r>
-      <w:hyperlink w:history="1" r:id="rIdsmrm242pscxbg5nmef1mv">
+      <w:hyperlink w:history="1" r:id="rId6ukvcpddxfmhiqtfy2l0a">
         <w:r>
           <w:rPr>
             <w:rFonts w:ascii="Arial" w:cs="Arial" w:eastAsia="Arial" w:hAnsi="Arial"/>
@@ -1815,7 +1815,7 @@
         </w:rPr>
         <w:t xml:space="preserve"> (</w:t>
       </w:r>
-      <w:hyperlink w:history="1" r:id="rIdrpmuafu5ckzf9kbcsjkys">
+      <w:hyperlink w:history="1" r:id="rIdc0tzuyeo1anwrozecak3q">
         <w:r>
           <w:rPr>
             <w:rFonts w:ascii="Arial" w:cs="Arial" w:eastAsia="Arial" w:hAnsi="Arial"/>
@@ -1835,7 +1835,7 @@
         </w:rPr>
         <w:t xml:space="preserve">). To view a copy of this license, visit </w:t>
       </w:r>
-      <w:hyperlink w:history="1" r:id="rId0ttkr8doyfernct4wgaeg">
+      <w:hyperlink w:history="1" r:id="rIdmvblgflpenphmpdsp1poc">
         <w:r>
           <w:rPr>
             <w:rFonts w:ascii="Arial" w:cs="Arial" w:eastAsia="Arial" w:hAnsi="Arial"/>

--- a/data/outputs/v2/Essential_Mathematics/SS2.8_Commercial_Arithmetic_1/Essential_Mathematics_Commercial_Arithmetic_1_SummaryTable.docx
+++ b/data/outputs/v2/Essential_Mathematics/SS2.8_Commercial_Arithmetic_1/Essential_Mathematics_Commercial_Arithmetic_1_SummaryTable.docx
@@ -4,6 +4,7 @@
   <w:body>
     <w:p>
       <w:pPr>
+        <w:keepNext w:val="false"/>
         <w:spacing w:after="30" w:before="0"/>
         <w:jc w:val="center"/>
       </w:pPr>
@@ -23,6 +24,7 @@
     </w:p>
     <w:p>
       <w:pPr>
+        <w:keepNext w:val="false"/>
         <w:spacing w:after="60" w:before="0"/>
         <w:jc w:val="center"/>
       </w:pPr>
@@ -81,6 +83,7 @@
           </w:tcPr>
           <w:p>
             <w:pPr>
+              <w:keepNext w:val="false"/>
               <w:spacing w:after="40" w:before="0"/>
               <w:jc w:val="center"/>
             </w:pPr>
@@ -115,6 +118,7 @@
           </w:tcPr>
           <w:p>
             <w:pPr>
+              <w:keepNext w:val="false"/>
               <w:spacing w:after="40" w:before="0"/>
               <w:jc w:val="left"/>
             </w:pPr>
@@ -147,6 +151,7 @@
           </w:tcPr>
           <w:p>
             <w:pPr>
+              <w:keepNext w:val="false"/>
               <w:spacing w:after="40" w:before="0"/>
               <w:jc w:val="left"/>
             </w:pPr>
@@ -181,6 +186,7 @@
           </w:tcPr>
           <w:p>
             <w:pPr>
+              <w:keepNext w:val="false"/>
               <w:spacing w:after="40" w:before="0"/>
               <w:jc w:val="left"/>
             </w:pPr>
@@ -213,6 +219,7 @@
           </w:tcPr>
           <w:p>
             <w:pPr>
+              <w:keepNext w:val="false"/>
               <w:spacing w:after="40" w:before="0"/>
               <w:jc w:val="left"/>
             </w:pPr>
@@ -273,6 +280,7 @@
           </w:tcPr>
           <w:p>
             <w:pPr>
+              <w:keepNext w:val="false"/>
               <w:spacing w:after="40" w:before="0"/>
               <w:jc w:val="center"/>
             </w:pPr>
@@ -307,6 +315,7 @@
           </w:tcPr>
           <w:p>
             <w:pPr>
+              <w:keepNext w:val="false"/>
               <w:spacing w:after="40" w:before="0"/>
               <w:jc w:val="left"/>
             </w:pPr>
@@ -369,6 +378,7 @@
           </w:tcPr>
           <w:p>
             <w:pPr>
+              <w:keepNext w:val="false"/>
               <w:spacing w:after="40" w:before="0"/>
               <w:jc w:val="left"/>
             </w:pPr>
@@ -401,6 +411,7 @@
           </w:tcPr>
           <w:p>
             <w:pPr>
+              <w:keepNext w:val="false"/>
               <w:spacing w:after="40" w:before="0"/>
               <w:jc w:val="left"/>
             </w:pPr>
@@ -433,6 +444,7 @@
           </w:tcPr>
           <w:p>
             <w:pPr>
+              <w:keepNext w:val="false"/>
               <w:spacing w:after="40" w:before="0"/>
               <w:jc w:val="left"/>
             </w:pPr>
@@ -465,6 +477,7 @@
           </w:tcPr>
           <w:p>
             <w:pPr>
+              <w:keepNext w:val="false"/>
               <w:spacing w:after="40" w:before="0"/>
               <w:jc w:val="left"/>
             </w:pPr>
@@ -499,6 +512,7 @@
           </w:tcPr>
           <w:p>
             <w:pPr>
+              <w:keepNext w:val="false"/>
               <w:spacing w:after="40" w:before="0"/>
               <w:jc w:val="left"/>
             </w:pPr>
@@ -518,6 +532,7 @@
           </w:p>
           <w:p>
             <w:pPr>
+              <w:keepNext w:val="false"/>
               <w:spacing w:after="40" w:before="0"/>
               <w:jc w:val="left"/>
             </w:pPr>
@@ -550,6 +565,7 @@
           </w:tcPr>
           <w:p>
             <w:pPr>
+              <w:keepNext w:val="false"/>
               <w:spacing w:after="40" w:before="0"/>
               <w:jc w:val="left"/>
             </w:pPr>
@@ -582,6 +598,7 @@
           </w:tcPr>
           <w:p>
             <w:pPr>
+              <w:keepNext w:val="false"/>
               <w:spacing w:after="40" w:before="0"/>
               <w:jc w:val="left"/>
             </w:pPr>
@@ -614,6 +631,7 @@
           </w:tcPr>
           <w:p>
             <w:pPr>
+              <w:keepNext w:val="false"/>
               <w:spacing w:after="40" w:before="0"/>
               <w:jc w:val="left"/>
             </w:pPr>
@@ -648,6 +666,7 @@
           </w:tcPr>
           <w:p>
             <w:pPr>
+              <w:keepNext w:val="false"/>
               <w:spacing w:after="40" w:before="0"/>
               <w:jc w:val="left"/>
             </w:pPr>
@@ -667,6 +686,7 @@
           </w:p>
           <w:p>
             <w:pPr>
+              <w:keepNext w:val="false"/>
               <w:spacing w:after="40" w:before="0"/>
               <w:jc w:val="left"/>
             </w:pPr>
@@ -699,6 +719,7 @@
           </w:tcPr>
           <w:p>
             <w:pPr>
+              <w:keepNext w:val="false"/>
               <w:spacing w:after="40" w:before="0"/>
               <w:jc w:val="left"/>
             </w:pPr>
@@ -731,6 +752,7 @@
           </w:tcPr>
           <w:p>
             <w:pPr>
+              <w:keepNext w:val="false"/>
               <w:spacing w:after="40" w:before="0"/>
               <w:jc w:val="left"/>
             </w:pPr>
@@ -763,6 +785,7 @@
           </w:tcPr>
           <w:p>
             <w:pPr>
+              <w:keepNext w:val="false"/>
               <w:spacing w:after="40" w:before="0"/>
               <w:jc w:val="left"/>
             </w:pPr>
@@ -797,6 +820,7 @@
           </w:tcPr>
           <w:p>
             <w:pPr>
+              <w:keepNext w:val="false"/>
               <w:spacing w:after="40" w:before="0"/>
               <w:jc w:val="left"/>
             </w:pPr>
@@ -816,6 +840,7 @@
           </w:p>
           <w:p>
             <w:pPr>
+              <w:keepNext w:val="false"/>
               <w:spacing w:after="40" w:before="0"/>
               <w:jc w:val="left"/>
             </w:pPr>
@@ -848,6 +873,7 @@
           </w:tcPr>
           <w:p>
             <w:pPr>
+              <w:keepNext w:val="false"/>
               <w:spacing w:after="40" w:before="0"/>
               <w:jc w:val="left"/>
             </w:pPr>
@@ -880,6 +906,7 @@
           </w:tcPr>
           <w:p>
             <w:pPr>
+              <w:keepNext w:val="false"/>
               <w:spacing w:after="40" w:before="0"/>
               <w:jc w:val="left"/>
             </w:pPr>
@@ -912,6 +939,7 @@
           </w:tcPr>
           <w:p>
             <w:pPr>
+              <w:keepNext w:val="false"/>
               <w:spacing w:after="40" w:before="0"/>
               <w:jc w:val="left"/>
             </w:pPr>
@@ -946,6 +974,7 @@
           </w:tcPr>
           <w:p>
             <w:pPr>
+              <w:keepNext w:val="false"/>
               <w:spacing w:after="40" w:before="0"/>
               <w:jc w:val="left"/>
             </w:pPr>
@@ -965,6 +994,7 @@
           </w:p>
           <w:p>
             <w:pPr>
+              <w:keepNext w:val="false"/>
               <w:spacing w:after="40" w:before="0"/>
               <w:jc w:val="left"/>
             </w:pPr>
@@ -997,6 +1027,7 @@
           </w:tcPr>
           <w:p>
             <w:pPr>
+              <w:keepNext w:val="false"/>
               <w:spacing w:after="40" w:before="0"/>
               <w:jc w:val="left"/>
             </w:pPr>
@@ -1029,6 +1060,7 @@
           </w:tcPr>
           <w:p>
             <w:pPr>
+              <w:keepNext w:val="false"/>
               <w:spacing w:after="40" w:before="0"/>
               <w:jc w:val="left"/>
             </w:pPr>
@@ -1061,6 +1093,7 @@
           </w:tcPr>
           <w:p>
             <w:pPr>
+              <w:keepNext w:val="false"/>
               <w:spacing w:after="40" w:before="0"/>
               <w:jc w:val="left"/>
             </w:pPr>
@@ -1095,6 +1128,7 @@
           </w:tcPr>
           <w:p>
             <w:pPr>
+              <w:keepNext w:val="false"/>
               <w:spacing w:after="40" w:before="0"/>
               <w:jc w:val="left"/>
             </w:pPr>
@@ -1114,6 +1148,7 @@
           </w:p>
           <w:p>
             <w:pPr>
+              <w:keepNext w:val="false"/>
               <w:spacing w:after="40" w:before="0"/>
               <w:jc w:val="left"/>
             </w:pPr>
@@ -1146,6 +1181,7 @@
           </w:tcPr>
           <w:p>
             <w:pPr>
+              <w:keepNext w:val="false"/>
               <w:spacing w:after="40" w:before="0"/>
               <w:jc w:val="left"/>
             </w:pPr>
@@ -1178,6 +1214,7 @@
           </w:tcPr>
           <w:p>
             <w:pPr>
+              <w:keepNext w:val="false"/>
               <w:spacing w:after="40" w:before="0"/>
               <w:jc w:val="left"/>
             </w:pPr>
@@ -1210,6 +1247,7 @@
           </w:tcPr>
           <w:p>
             <w:pPr>
+              <w:keepNext w:val="false"/>
               <w:spacing w:after="40" w:before="0"/>
               <w:jc w:val="left"/>
             </w:pPr>
@@ -1244,6 +1282,7 @@
           </w:tcPr>
           <w:p>
             <w:pPr>
+              <w:keepNext w:val="false"/>
               <w:spacing w:after="40" w:before="0"/>
               <w:jc w:val="left"/>
             </w:pPr>
@@ -1263,6 +1302,7 @@
           </w:p>
           <w:p>
             <w:pPr>
+              <w:keepNext w:val="false"/>
               <w:spacing w:after="40" w:before="0"/>
               <w:jc w:val="left"/>
             </w:pPr>
@@ -1295,6 +1335,7 @@
           </w:tcPr>
           <w:p>
             <w:pPr>
+              <w:keepNext w:val="false"/>
               <w:spacing w:after="40" w:before="0"/>
               <w:jc w:val="left"/>
             </w:pPr>
@@ -1327,6 +1368,7 @@
           </w:tcPr>
           <w:p>
             <w:pPr>
+              <w:keepNext w:val="false"/>
               <w:spacing w:after="40" w:before="0"/>
               <w:jc w:val="left"/>
             </w:pPr>
@@ -1359,6 +1401,7 @@
           </w:tcPr>
           <w:p>
             <w:pPr>
+              <w:keepNext w:val="false"/>
               <w:spacing w:after="40" w:before="0"/>
               <w:jc w:val="left"/>
             </w:pPr>
@@ -1393,6 +1436,7 @@
           </w:tcPr>
           <w:p>
             <w:pPr>
+              <w:keepNext w:val="false"/>
               <w:spacing w:after="40" w:before="0"/>
               <w:jc w:val="left"/>
             </w:pPr>
@@ -1412,6 +1456,7 @@
           </w:p>
           <w:p>
             <w:pPr>
+              <w:keepNext w:val="false"/>
               <w:spacing w:after="40" w:before="0"/>
               <w:jc w:val="left"/>
             </w:pPr>
@@ -1444,6 +1489,7 @@
           </w:tcPr>
           <w:p>
             <w:pPr>
+              <w:keepNext w:val="false"/>
               <w:spacing w:after="40" w:before="0"/>
               <w:jc w:val="left"/>
             </w:pPr>
@@ -1476,6 +1522,7 @@
           </w:tcPr>
           <w:p>
             <w:pPr>
+              <w:keepNext w:val="false"/>
               <w:spacing w:after="40" w:before="0"/>
               <w:jc w:val="left"/>
             </w:pPr>
@@ -1508,6 +1555,7 @@
           </w:tcPr>
           <w:p>
             <w:pPr>
+              <w:keepNext w:val="false"/>
               <w:spacing w:after="40" w:before="0"/>
               <w:jc w:val="left"/>
             </w:pPr>
@@ -1542,6 +1590,7 @@
           </w:tcPr>
           <w:p>
             <w:pPr>
+              <w:keepNext w:val="false"/>
               <w:spacing w:after="40" w:before="0"/>
               <w:jc w:val="left"/>
             </w:pPr>
@@ -1561,6 +1610,7 @@
           </w:p>
           <w:p>
             <w:pPr>
+              <w:keepNext w:val="false"/>
               <w:spacing w:after="40" w:before="0"/>
               <w:jc w:val="left"/>
             </w:pPr>
@@ -1593,6 +1643,7 @@
           </w:tcPr>
           <w:p>
             <w:pPr>
+              <w:keepNext w:val="false"/>
               <w:spacing w:after="40" w:before="0"/>
               <w:jc w:val="left"/>
             </w:pPr>
@@ -1625,6 +1676,7 @@
           </w:tcPr>
           <w:p>
             <w:pPr>
+              <w:keepNext w:val="false"/>
               <w:spacing w:after="40" w:before="0"/>
               <w:jc w:val="left"/>
             </w:pPr>
@@ -1657,6 +1709,7 @@
           </w:tcPr>
           <w:p>
             <w:pPr>
+              <w:keepNext w:val="false"/>
               <w:spacing w:after="40" w:before="0"/>
               <w:jc w:val="left"/>
             </w:pPr>
@@ -1795,7 +1848,7 @@
         </w:rPr>
         <w:t xml:space="preserve">© 2026 SeaVuria and ARES. This work is licensed under a </w:t>
       </w:r>
-      <w:hyperlink w:history="1" r:id="rId6ukvcpddxfmhiqtfy2l0a">
+      <w:hyperlink w:history="1" r:id="rIdkkkzsszfx2eno8ufly8ht">
         <w:r>
           <w:rPr>
             <w:rFonts w:ascii="Arial" w:cs="Arial" w:eastAsia="Arial" w:hAnsi="Arial"/>
@@ -1815,7 +1868,7 @@
         </w:rPr>
         <w:t xml:space="preserve"> (</w:t>
       </w:r>
-      <w:hyperlink w:history="1" r:id="rIdc0tzuyeo1anwrozecak3q">
+      <w:hyperlink w:history="1" r:id="rIddzgpertxk1k9njdmkgscw">
         <w:r>
           <w:rPr>
             <w:rFonts w:ascii="Arial" w:cs="Arial" w:eastAsia="Arial" w:hAnsi="Arial"/>
@@ -1835,7 +1888,7 @@
         </w:rPr>
         <w:t xml:space="preserve">). To view a copy of this license, visit </w:t>
       </w:r>
-      <w:hyperlink w:history="1" r:id="rIdmvblgflpenphmpdsp1poc">
+      <w:hyperlink w:history="1" r:id="rId8zkirr5v0mpznulvf8cma">
         <w:r>
           <w:rPr>
             <w:rFonts w:ascii="Arial" w:cs="Arial" w:eastAsia="Arial" w:hAnsi="Arial"/>

--- a/data/outputs/v2/Essential_Mathematics/SS2.8_Commercial_Arithmetic_1/Essential_Mathematics_Commercial_Arithmetic_1_SummaryTable.docx
+++ b/data/outputs/v2/Essential_Mathematics/SS2.8_Commercial_Arithmetic_1/Essential_Mathematics_Commercial_Arithmetic_1_SummaryTable.docx
@@ -1848,7 +1848,7 @@
         </w:rPr>
         <w:t xml:space="preserve">© 2026 SeaVuria and ARES. This work is licensed under a </w:t>
       </w:r>
-      <w:hyperlink w:history="1" r:id="rIdkkkzsszfx2eno8ufly8ht">
+      <w:hyperlink w:history="1" r:id="rIdfjq9oiza_dxc3punq0sjs">
         <w:r>
           <w:rPr>
             <w:rFonts w:ascii="Arial" w:cs="Arial" w:eastAsia="Arial" w:hAnsi="Arial"/>
@@ -1868,7 +1868,7 @@
         </w:rPr>
         <w:t xml:space="preserve"> (</w:t>
       </w:r>
-      <w:hyperlink w:history="1" r:id="rIddzgpertxk1k9njdmkgscw">
+      <w:hyperlink w:history="1" r:id="rId_kzorjlueojsqygpboqbr">
         <w:r>
           <w:rPr>
             <w:rFonts w:ascii="Arial" w:cs="Arial" w:eastAsia="Arial" w:hAnsi="Arial"/>
@@ -1888,7 +1888,7 @@
         </w:rPr>
         <w:t xml:space="preserve">). To view a copy of this license, visit </w:t>
       </w:r>
-      <w:hyperlink w:history="1" r:id="rId8zkirr5v0mpznulvf8cma">
+      <w:hyperlink w:history="1" r:id="rIdhhneue97xo5tixn_iemld">
         <w:r>
           <w:rPr>
             <w:rFonts w:ascii="Arial" w:cs="Arial" w:eastAsia="Arial" w:hAnsi="Arial"/>
